--- a/JAC Objective Charlie.docx
+++ b/JAC Objective Charlie.docx
@@ -468,58 +468,126 @@
           <w:sz w:val="24"/>
           <w:szCs w:val="24"/>
         </w:rPr>
-        <w:t>Trace the exterior wall of the humming grid's heart,</w:t>
-      </w:r>
-    </w:p>
-    <w:p>
-      <w:pPr>
-        <w:rPr>
-          <w:rFonts w:ascii="Courier New" w:hAnsi="Courier New" w:cs="Courier New"/>
-          <w:sz w:val="24"/>
-          <w:szCs w:val="24"/>
-        </w:rPr>
-      </w:pPr>
-      <w:r>
-        <w:rPr>
-          <w:rFonts w:ascii="Courier New" w:hAnsi="Courier New" w:cs="Courier New"/>
-          <w:sz w:val="24"/>
-          <w:szCs w:val="24"/>
-        </w:rPr>
-        <w:t>Where the bushes stand guard and the secrets depart.</w:t>
-      </w:r>
-    </w:p>
-    <w:p>
-      <w:pPr>
-        <w:rPr>
-          <w:rFonts w:ascii="Courier New" w:hAnsi="Courier New" w:cs="Courier New"/>
-          <w:sz w:val="24"/>
-          <w:szCs w:val="24"/>
-        </w:rPr>
-      </w:pPr>
-      <w:r>
-        <w:rPr>
-          <w:rFonts w:ascii="Courier New" w:hAnsi="Courier New" w:cs="Courier New"/>
-          <w:sz w:val="24"/>
-          <w:szCs w:val="24"/>
-        </w:rPr>
-        <w:t>Deep in the foliage, near the substation’s side,</w:t>
-      </w:r>
-    </w:p>
-    <w:p>
-      <w:pPr>
-        <w:rPr>
-          <w:rFonts w:ascii="Courier New" w:hAnsi="Courier New" w:cs="Courier New"/>
-          <w:sz w:val="24"/>
-          <w:szCs w:val="24"/>
-        </w:rPr>
-      </w:pPr>
-      <w:r>
-        <w:rPr>
-          <w:rFonts w:ascii="Courier New" w:hAnsi="Courier New" w:cs="Courier New"/>
-          <w:sz w:val="24"/>
-          <w:szCs w:val="24"/>
-        </w:rPr>
-        <w:t>The third piece of intel is waiting to hide.</w:t>
+        <w:t>Trace the metal wall near the humming grid’s heart,</w:t>
+      </w:r>
+    </w:p>
+    <w:p>
+      <w:pPr>
+        <w:rPr>
+          <w:rFonts w:ascii="Courier New" w:hAnsi="Courier New" w:cs="Courier New"/>
+          <w:sz w:val="24"/>
+          <w:szCs w:val="24"/>
+        </w:rPr>
+      </w:pPr>
+      <w:r>
+        <w:rPr>
+          <w:rFonts w:ascii="Courier New" w:hAnsi="Courier New" w:cs="Courier New"/>
+          <w:sz w:val="24"/>
+          <w:szCs w:val="24"/>
+        </w:rPr>
+        <w:t>Where the buzzing of currents is a work of high art.</w:t>
+      </w:r>
+    </w:p>
+    <w:p>
+      <w:pPr>
+        <w:rPr>
+          <w:rFonts w:ascii="Courier New" w:hAnsi="Courier New" w:cs="Courier New"/>
+          <w:sz w:val="24"/>
+          <w:szCs w:val="24"/>
+        </w:rPr>
+      </w:pPr>
+      <w:r>
+        <w:rPr>
+          <w:rFonts w:ascii="Courier New" w:hAnsi="Courier New" w:cs="Courier New"/>
+          <w:sz w:val="24"/>
+          <w:szCs w:val="24"/>
+        </w:rPr>
+        <w:t>Seek the parking lot lights standing tall in the row,</w:t>
+      </w:r>
+    </w:p>
+    <w:p>
+      <w:pPr>
+        <w:rPr>
+          <w:rFonts w:ascii="Courier New" w:hAnsi="Courier New" w:cs="Courier New"/>
+          <w:sz w:val="24"/>
+          <w:szCs w:val="24"/>
+        </w:rPr>
+      </w:pPr>
+      <w:r>
+        <w:rPr>
+          <w:rFonts w:ascii="Courier New" w:hAnsi="Courier New" w:cs="Courier New"/>
+          <w:sz w:val="24"/>
+          <w:szCs w:val="24"/>
+        </w:rPr>
+        <w:t>To the one farthest North is where you must go.</w:t>
+      </w:r>
+    </w:p>
+    <w:p>
+      <w:pPr>
+        <w:rPr>
+          <w:rFonts w:ascii="Courier New" w:hAnsi="Courier New" w:cs="Courier New"/>
+          <w:sz w:val="24"/>
+          <w:szCs w:val="24"/>
+        </w:rPr>
+      </w:pPr>
+      <w:r>
+        <w:rPr>
+          <w:rFonts w:ascii="Courier New" w:hAnsi="Courier New" w:cs="Courier New"/>
+          <w:sz w:val="24"/>
+          <w:szCs w:val="24"/>
+        </w:rPr>
+        <w:t>Behind the concrete pillar, tucked out of the light,</w:t>
+      </w:r>
+    </w:p>
+    <w:p>
+      <w:pPr>
+        <w:rPr>
+          <w:rFonts w:ascii="Courier New" w:hAnsi="Courier New" w:cs="Courier New"/>
+          <w:sz w:val="24"/>
+          <w:szCs w:val="24"/>
+        </w:rPr>
+      </w:pPr>
+      <w:r>
+        <w:rPr>
+          <w:rFonts w:ascii="Courier New" w:hAnsi="Courier New" w:cs="Courier New"/>
+          <w:sz w:val="24"/>
+          <w:szCs w:val="24"/>
+        </w:rPr>
+        <w:t>The third piece of intel is hidden from sight.</w:t>
+      </w:r>
+    </w:p>
+    <w:p>
+      <w:pPr>
+        <w:rPr>
+          <w:rFonts w:ascii="Courier New" w:hAnsi="Courier New" w:cs="Courier New"/>
+          <w:sz w:val="24"/>
+          <w:szCs w:val="24"/>
+        </w:rPr>
+      </w:pPr>
+      <w:r>
+        <w:rPr>
+          <w:rFonts w:ascii="Courier New" w:hAnsi="Courier New" w:cs="Courier New"/>
+          <w:sz w:val="24"/>
+          <w:szCs w:val="24"/>
+        </w:rPr>
+        <w:t>If you require assistance or the signal gets weak,</w:t>
+      </w:r>
+    </w:p>
+    <w:p>
+      <w:pPr>
+        <w:rPr>
+          <w:rFonts w:ascii="Courier New" w:hAnsi="Courier New" w:cs="Courier New"/>
+          <w:sz w:val="24"/>
+          <w:szCs w:val="24"/>
+        </w:rPr>
+      </w:pPr>
+      <w:r>
+        <w:rPr>
+          <w:rFonts w:ascii="Courier New" w:hAnsi="Courier New" w:cs="Courier New"/>
+          <w:sz w:val="24"/>
+          <w:szCs w:val="24"/>
+        </w:rPr>
+        <w:t>Just look for the Three Sisters that every agent would seek.</w:t>
       </w:r>
     </w:p>
     <w:p>
